--- a/physics_course/word/lesson27_เฉลย.docx
+++ b/physics_course/word/lesson27_เฉลย.docx
@@ -17,7 +17,7 @@
           <w:b/>
           <w:sz w:val="24"/>
         </w:rPr>
-        <w:t xml:space="preserve">ข้อ p3_l27_001: </w:t>
+        <w:t xml:space="preserve">ข้อ 1: </w:t>
       </w:r>
       <w:r>
         <w:rPr>
@@ -41,7 +41,7 @@
           <w:b/>
           <w:sz w:val="24"/>
         </w:rPr>
-        <w:t xml:space="preserve">ข้อ p3_l27_002: </w:t>
+        <w:t xml:space="preserve">ข้อ 2: </w:t>
       </w:r>
       <w:r>
         <w:rPr>
@@ -65,7 +65,7 @@
           <w:b/>
           <w:sz w:val="24"/>
         </w:rPr>
-        <w:t xml:space="preserve">ข้อ p3_l27_003: </w:t>
+        <w:t xml:space="preserve">ข้อ 3: </w:t>
       </w:r>
       <w:r>
         <w:rPr>
@@ -89,7 +89,7 @@
           <w:b/>
           <w:sz w:val="24"/>
         </w:rPr>
-        <w:t xml:space="preserve">ข้อ p3_l27_004: </w:t>
+        <w:t xml:space="preserve">ข้อ 4: </w:t>
       </w:r>
       <w:r>
         <w:rPr>
@@ -113,7 +113,7 @@
           <w:b/>
           <w:sz w:val="24"/>
         </w:rPr>
-        <w:t xml:space="preserve">ข้อ p3_l27_005: </w:t>
+        <w:t xml:space="preserve">ข้อ 5: </w:t>
       </w:r>
       <w:r>
         <w:rPr>
@@ -137,7 +137,7 @@
           <w:b/>
           <w:sz w:val="24"/>
         </w:rPr>
-        <w:t xml:space="preserve">ข้อ p3_l27_006: </w:t>
+        <w:t xml:space="preserve">ข้อ 6: </w:t>
       </w:r>
       <w:r>
         <w:rPr>
@@ -161,7 +161,7 @@
           <w:b/>
           <w:sz w:val="24"/>
         </w:rPr>
-        <w:t xml:space="preserve">ข้อ p3_l27_007: </w:t>
+        <w:t xml:space="preserve">ข้อ 7: </w:t>
       </w:r>
       <w:r>
         <w:rPr>
@@ -185,7 +185,7 @@
           <w:b/>
           <w:sz w:val="24"/>
         </w:rPr>
-        <w:t xml:space="preserve">ข้อ p3_l27_008: </w:t>
+        <w:t xml:space="preserve">ข้อ 8: </w:t>
       </w:r>
       <w:r>
         <w:rPr>
@@ -209,7 +209,7 @@
           <w:b/>
           <w:sz w:val="24"/>
         </w:rPr>
-        <w:t xml:space="preserve">ข้อ p3_l27_009: </w:t>
+        <w:t xml:space="preserve">ข้อ 9: </w:t>
       </w:r>
       <w:r>
         <w:rPr>
@@ -233,7 +233,7 @@
           <w:b/>
           <w:sz w:val="24"/>
         </w:rPr>
-        <w:t xml:space="preserve">ข้อ p3_l27_010: </w:t>
+        <w:t xml:space="preserve">ข้อ 10: </w:t>
       </w:r>
       <w:r>
         <w:rPr>
@@ -257,7 +257,7 @@
           <w:b/>
           <w:sz w:val="24"/>
         </w:rPr>
-        <w:t xml:space="preserve">ข้อ p3_l27_011: </w:t>
+        <w:t xml:space="preserve">ข้อ 11: </w:t>
       </w:r>
       <w:r>
         <w:rPr>
@@ -281,7 +281,7 @@
           <w:b/>
           <w:sz w:val="24"/>
         </w:rPr>
-        <w:t xml:space="preserve">ข้อ p3_l27_012: </w:t>
+        <w:t xml:space="preserve">ข้อ 12: </w:t>
       </w:r>
       <w:r>
         <w:rPr>
@@ -305,7 +305,7 @@
           <w:b/>
           <w:sz w:val="24"/>
         </w:rPr>
-        <w:t xml:space="preserve">ข้อ p3_l27_013: </w:t>
+        <w:t xml:space="preserve">ข้อ 13: </w:t>
       </w:r>
       <w:r>
         <w:rPr>
@@ -329,7 +329,7 @@
           <w:b/>
           <w:sz w:val="24"/>
         </w:rPr>
-        <w:t xml:space="preserve">ข้อ p3_l27_014: </w:t>
+        <w:t xml:space="preserve">ข้อ 14: </w:t>
       </w:r>
       <w:r>
         <w:rPr>
@@ -353,7 +353,7 @@
           <w:b/>
           <w:sz w:val="24"/>
         </w:rPr>
-        <w:t xml:space="preserve">ข้อ p3_l27_015: </w:t>
+        <w:t xml:space="preserve">ข้อ 15: </w:t>
       </w:r>
       <w:r>
         <w:rPr>
@@ -377,7 +377,7 @@
           <w:b/>
           <w:sz w:val="24"/>
         </w:rPr>
-        <w:t xml:space="preserve">ข้อ p3_l27_016: </w:t>
+        <w:t xml:space="preserve">ข้อ 16: </w:t>
       </w:r>
       <w:r>
         <w:rPr>
@@ -401,7 +401,7 @@
           <w:b/>
           <w:sz w:val="24"/>
         </w:rPr>
-        <w:t xml:space="preserve">ข้อ p3_l27_017: </w:t>
+        <w:t xml:space="preserve">ข้อ 17: </w:t>
       </w:r>
       <w:r>
         <w:rPr>
@@ -425,7 +425,7 @@
           <w:b/>
           <w:sz w:val="24"/>
         </w:rPr>
-        <w:t xml:space="preserve">ข้อ p3_l27_018: </w:t>
+        <w:t xml:space="preserve">ข้อ 18: </w:t>
       </w:r>
       <w:r>
         <w:rPr>
@@ -449,7 +449,7 @@
           <w:b/>
           <w:sz w:val="24"/>
         </w:rPr>
-        <w:t xml:space="preserve">ข้อ p3_l27_019: </w:t>
+        <w:t xml:space="preserve">ข้อ 19: </w:t>
       </w:r>
       <w:r>
         <w:rPr>
@@ -473,7 +473,7 @@
           <w:b/>
           <w:sz w:val="24"/>
         </w:rPr>
-        <w:t xml:space="preserve">ข้อ p3_l27_020: </w:t>
+        <w:t xml:space="preserve">ข้อ 20: </w:t>
       </w:r>
       <w:r>
         <w:rPr>
@@ -497,7 +497,7 @@
           <w:b/>
           <w:sz w:val="24"/>
         </w:rPr>
-        <w:t xml:space="preserve">ข้อ p3_l27_021: </w:t>
+        <w:t xml:space="preserve">ข้อ 21: </w:t>
       </w:r>
       <w:r>
         <w:rPr>
@@ -521,7 +521,7 @@
           <w:b/>
           <w:sz w:val="24"/>
         </w:rPr>
-        <w:t xml:space="preserve">ข้อ p3_l27_022: </w:t>
+        <w:t xml:space="preserve">ข้อ 22: </w:t>
       </w:r>
       <w:r>
         <w:rPr>
@@ -545,7 +545,7 @@
           <w:b/>
           <w:sz w:val="24"/>
         </w:rPr>
-        <w:t xml:space="preserve">ข้อ p3_l27_023: </w:t>
+        <w:t xml:space="preserve">ข้อ 23: </w:t>
       </w:r>
       <w:r>
         <w:rPr>
@@ -569,7 +569,7 @@
           <w:b/>
           <w:sz w:val="24"/>
         </w:rPr>
-        <w:t xml:space="preserve">ข้อ p3_l27_024: </w:t>
+        <w:t xml:space="preserve">ข้อ 24: </w:t>
       </w:r>
       <w:r>
         <w:rPr>
@@ -593,7 +593,7 @@
           <w:b/>
           <w:sz w:val="24"/>
         </w:rPr>
-        <w:t xml:space="preserve">ข้อ p3_l27_025: </w:t>
+        <w:t xml:space="preserve">ข้อ 25: </w:t>
       </w:r>
       <w:r>
         <w:rPr>
